--- a/example_articles/countries/United Kingdom/4.countries_United Kingdom_Other_publisher.docx
+++ b/example_articles/countries/United Kingdom/4.countries_United Kingdom_Other_publisher.docx
@@ -27,17 +27,17 @@
     </w:p>
     <w:p>
       <w:r>
-        <w:t>Source File: Other publishers/Files (500) (27).DOCX</w:t>
+        <w:t>Source file: Other publishers/Files (500) (27).DOCX</w:t>
       </w:r>
     </w:p>
     <w:p>
       <w:r>
-        <w:t>Raw locations result: ['United Kingdom']</w:t>
+        <w:t>Raw locations result, 'locations': ['United Kingdom']</w:t>
       </w:r>
     </w:p>
     <w:p>
       <w:r>
-        <w:t>countries_stand_flat (Standardized): United Kingdom</w:t>
+        <w:t>Standardized locations result, 'countries_stand_flat': United Kingdom</w:t>
       </w:r>
     </w:p>
     <w:p>

--- a/example_articles/countries/United Kingdom/4.countries_United Kingdom_Other_publisher.docx
+++ b/example_articles/countries/United Kingdom/4.countries_United Kingdom_Other_publisher.docx
@@ -7,7 +7,7 @@
         <w:pStyle w:val="Heading1"/>
       </w:pPr>
       <w:r>
-        <w:t>No NYC 'News' means bad news</w:t>
+        <w:t>MOVIES</w:t>
       </w:r>
     </w:p>
     <w:p>
@@ -17,17 +17,17 @@
     </w:p>
     <w:p>
       <w:r>
-        <w:t>Date: 1990-11-20</w:t>
+        <w:t>Date: 1990-02-23</w:t>
       </w:r>
     </w:p>
     <w:p>
       <w:r>
-        <w:t>Section: NEWS; Pg. 7A; Statesline</w:t>
+        <w:t>Section: LIFE; Pg. 3D; Television and Video; Movies</w:t>
       </w:r>
     </w:p>
     <w:p>
       <w:r>
-        <w:t>Source file: Other publishers/Files (500) (27).DOCX</w:t>
+        <w:t>Source file: Other publishers/Files (500) (24).DOCX</w:t>
       </w:r>
     </w:p>
     <w:p>
@@ -49,61 +49,31 @@
     </w:p>
     <w:p>
       <w:r>
-        <w:t>''It's like a death in the family … a tragedy.'' - Victor Navasky, 58, a New Yorker who is editor of The Nation magazine</w:t>
+        <w:t>NEW IN STORES</w:t>
+        <w:br/>
+        <w:t>Pal Joey ### 1/2 (1957, RCA/Columbia, $ 19.95): Lovers of the play justifiably picked this apart, but one all-equalizing fact remains: This is the film that preserves Frank Sinatra's best screen voice - and performing Nelson Riddle arrangements of Rodgers and Hart at that. Originally a John O'Hara short-story collection, then the 1940 stage hit that launched Gene Kelly, Joey arrived on screen with sexual content laundered - ditto for the title heel's personality. Respectively billed first and third were Columbia's hall-of-fame sex queens; Rita Hayworth (then on her way out) plays an ex- stripper and San Francisco society matron, while Kim Novak (getting the big studio push) is an innocent chorus girl. The last third is soft, and I wish director George Sidney didn't sink the numbers with stupid reaction shots; Joey is fun, though, even when Frank isn't singing - and when he does, you get The Lady Is a Tramp, I Could Write a Book and more. Consumer query: Why wasn't Capitol's fake-stereo soundtrack-CD restored to monophonic?</w:t>
         <w:br/>
         <w:t xml:space="preserve"> </w:t>
         <w:br/>
-        <w:t xml:space="preserve"> NEW YORK - New York without the Daily News is like the city skyline without the Empire State Building.</w:t>
+        <w:t>Cover Girl ### 1/2 (1944, RCA/Columbia, $ 19.95): The prototypical Rita Hayworth musical - Jerome Kern/Ira Gershwin score, knockout decor and cinematography, and a dopey script. The last doesn't matter too much, since this film also ''made'' Gene Kelly on screen - thanks, in part, to a famed ''alter ego'' dance that he rates as the trickiest of his career. Periodic color glitches aside, this (like Pal Joey) is one</w:t>
         <w:br/>
-        <w:t>Before the current, bitter 3-week-old strike, the city's biggest tabloid was a ritual read for many of the 1.1 million who bought it daily. On subways, it was a ubiquitous presence in the hands of straphangers. Now, it is a rarity.</w:t>
+        <w:t>Still Lives ### 1/2 (1989, IVE, $ 89.95): A bleak but beautiful autobiographical work. Director Terence Davies counterpoints the wretched existence of a working-class Liverpool clan by having members break into some of the most puerile pop hits of the 1950s. The effect is wearying, but this is still one of '89's most subliminally powerful films, a deserved inclusion on many 10-best lists. Use of color is unusual, the final shot unforgettable.</w:t>
         <w:br/>
-        <w:t>Even at New York's famous Horn &amp; Hardart Automat, next door to The Daily News Building on 42nd Street, no customers sipping coffee can be found poring over its black and white pages.</w:t>
+        <w:t xml:space="preserve"> </w:t>
         <w:br/>
-        <w:t>The newspaper is still being printed. But throughout the city, newsdealers at sidewalk kiosks, booths and tobacco stores, intimidated by fears and threats of violence, have balked at selling New York's ''hometown paper.''</w:t>
+        <w:t xml:space="preserve"> Il Bidone ### 1/2 (1955, Connoisseur, $ 69.95): If you can survive Broderick Crawford dubbed into Italian, here's an unjustly overlooked Fellini movie about three con men who don priests' garb to bilk naive villagers; one extended party scene proves (again) that Fellini had mastered his craft by the mid-'50s. Richard Basehart and Giulietta Masina (Mrs. Fellini) co-star; they, of course, - were in the legendary opener of the La Strada/Bidone/Nights of Cabiria trilogy.</w:t>
         <w:br/>
-        <w:t>Fear isn't unfounded. About 100 delivery trucks have been burned or otherwise damaged, newsstand locks glued shut and dozens of union members arrested.</w:t>
+        <w:t xml:space="preserve"> </w:t>
         <w:br/>
-        <w:t>About 2,600 workers in nine unions remain out on strike, including 230 of 350 newsroom employees.</w:t>
+        <w:t>Macario ### (1960, Connoisseur, $ 59.95): An irresistible fable, very well told, about a woodcutter who cuts a deal with ''Death'' to benefit his large family. Three points of interest: 1) This Oscar nominee was, at the time of its release, the most honored Mexican film since Luis Bunuel's 1950 all-timer Los Olvidados; 2) the original story is by B. Traven, the elusive, mysterious author of The Treasure of the Sierra Madre; 3) the film offers U.S. audiences a rare second opportunity to see Pina Pellicer, the suicide (at 24) who starred opposite Marlon Brando in One-Eyed Jacks.</w:t>
         <w:br/>
-        <w:t>Increasingly, the strike is less a strike than a dance of death, a slow, stubborn self-destructive labor-management pas de deux.</w:t>
+        <w:t xml:space="preserve"> </w:t>
         <w:br/>
-        <w:t>There has been little negotiating, and a settlement is nowhere in sight. The Daily News says costly union work rules are at issue. The unions say they'll make concessions if the paper opens its books.</w:t>
+        <w:t xml:space="preserve"> The Package # 1/2 (1989, Orion, $ 89.98): The forgettable title refers to a mercenary Army vet entrusted to Sarge Gene Hackman, who's soon caught up in international intrigue. Even if The Manchurian Candidate weren't back in circulation, there'd be no reason to catch this scavenger of it and other better movies; it is, though, so don't bother.</w:t>
         <w:br/>
-        <w:t>On the streets, the paper's absence is being felt even by those who didn't read it.</w:t>
+        <w:t xml:space="preserve"> TOP MOVIE RENTALS</w:t>
         <w:br/>
-        <w:t>''It's like a death in the family … a tragedy,'' says Victor Navasky, 58, editor of The Nation magazine. Brought up in a family that wouldn't read the paper because at the time it smeared leftist politicians, he later came to count on the tabloid for its columns and solid coverage of local news. Like many, he assumed it would be around forever.</w:t>
-        <w:br/>
-        <w:t>Indeed, for those accustomed to seeing it, the paper's front page was as distinct and forceful a presence as the face of a parent or boisterous old aunt. Its pages were a concentrate of the city, written in the poetry of a grit that made obvious the inescapable - that New York is a city like no other.</w:t>
-        <w:br/>
-        <w:t>Of course, these days the snap is out of the city's fingers, the rhythm gone from its walk, New York's fiscal tap is running red ink, and its icons are in retreat. Ed Koch is 11 months out of office, Donald Trump toppled from his glitzy perch, George Steinbrenner booted from Yankee Stadium, Darryl Strawberry in flight to Los Angeles.</w:t>
-        <w:br/>
-        <w:t>And now the Daily News' best-known reporters and columnists, voices that helped the city think, have packed up their bylines for other papers and TV.</w:t>
-        <w:br/>
-        <w:t>The strike also has New Yorkers at each others' throats. Some blame decades of union featherbedding and labor for economically killing the paper. Others say the paper's parent company, the Chicago-based Tribune Co., is a union-busting vampire sucking the blood of its workers.</w:t>
-        <w:br/>
-        <w:t>On subway platforms, city dwellers argue loudly over the morality of buying the Daily News from homeless men whom management gives the papers to for free for risking their necks and putting up with abuse.</w:t>
-        <w:br/>
-        <w:t>''It's ugly,'' says Sidney Zion, a novelist and veteran of the press. ''The city feels naked without the News.''</w:t>
-        <w:br/>
-        <w:t>In the borough of Queens, the paper's blue-collar heartland, the Daily News is absent in bars like Breslin &amp; Sweeney's. Though it was a family tradition for many because it spoke their language chasing down stories of City Hall, the cops and the underworld, nostalgia for the paper has its limits. Sympathy for the working person, especially in tough times like these, runs deep.</w:t>
-        <w:br/>
-        <w:t>There are those like waitress Karen Jones, 27, who misses her horoscope and says she needs the paper's working-class want ads. Others in this city of immigrants, like Pakistani cab driver Fazlerab Khan, 49, miss it because ''it was easy to read.''</w:t>
-        <w:br/>
-        <w:t>Of course, other New York papers once seemed indispensable - the World, the Mirror, the Herald, the Journal and especially the Tribune.</w:t>
-        <w:br/>
-        <w:t>''Such is the fickleness of human nature,'' says New Yorker writer Brendan Gill. ''We got along without them.''</w:t>
-        <w:br/>
-        <w:t xml:space="preserve"> TEXT OF GRAPHIC</w:t>
-        <w:br/>
-        <w:t>'Daily News' in decline</w:t>
-        <w:br/>
-        <w:t xml:space="preserve"> Striking unions estimate New York Daily News circulation has dropped as low as 100,000 since the strike began Oct. 25. The newspaper says it is delivering about 200,000 papers to subscribers daily. Circulation as of Sept. 30: </w:t>
-        <w:br/>
-        <w:t>1 - Unaudited</w:t>
-        <w:br/>
-        <w:t>COMPLETE TEXT NOT AVAILABLE</w:t>
-        <w:br/>
-        <w:t>Source: Audit Bureau of Circulation</w:t>
+        <w:t>Source: Billboard Publications</w:t>
         <w:br/>
         <w:br/>
         <w:t>Graphic</w:t>
@@ -111,11 +81,11 @@
         <w:br/>
         <w:t xml:space="preserve"> </w:t>
         <w:br/>
-        <w:t>b/w, Julie Stacey, USA TODAY, Source: Audit Bureau of Circulation; PHOTO; b/w, Mark Lennihan, AP</w:t>
+        <w:t>b/w, Source: Billboard Publications (chart); PHOTO; b/w, AP (Frank Sinatra)</w:t>
         <w:br/>
         <w:t xml:space="preserve"> </w:t>
         <w:br/>
-        <w:t>CUTLINE: BITTER TOSS: Tom Pennacchio, of Local 3 of the Newspaper Guild of America, throws 'Daily News' papers into the air outside the newspaper's offices in midtown New York.</w:t>
+        <w:t>CUTLINE: FRANK SINATRA: He's in fine voice in 'Pal Joey.'</w:t>
       </w:r>
     </w:p>
     <w:sectPr>

--- a/example_articles/countries/United Kingdom/4.countries_United Kingdom_Other_publisher.docx
+++ b/example_articles/countries/United Kingdom/4.countries_United Kingdom_Other_publisher.docx
@@ -7,7 +7,7 @@
         <w:pStyle w:val="Heading1"/>
       </w:pPr>
       <w:r>
-        <w:t>MOVIES</w:t>
+        <w:t>'Blitz' tells intimate story on a big canvas</w:t>
       </w:r>
     </w:p>
     <w:p>
@@ -17,17 +17,17 @@
     </w:p>
     <w:p>
       <w:r>
-        <w:t>Date: 1990-02-23</w:t>
+        <w:t>Date: 2024-11-26</w:t>
       </w:r>
     </w:p>
     <w:p>
       <w:r>
-        <w:t>Section: LIFE; Pg. 3D; Television and Video; Movies</w:t>
+        <w:t>Section: FEATURES; Pg. D1</w:t>
       </w:r>
     </w:p>
     <w:p>
       <w:r>
-        <w:t>Source file: Other publishers/Files (500) (24).DOCX</w:t>
+        <w:t>Source file: Other publishers/Files (500) (1).DOCX</w:t>
       </w:r>
     </w:p>
     <w:p>
@@ -49,31 +49,43 @@
     </w:p>
     <w:p>
       <w:r>
-        <w:t>NEW IN STORES</w:t>
+        <w:t>Spoiler alert! The following story contains major plot details about "Blitz" (now streaming on Apple TV+).</w:t>
         <w:br/>
-        <w:t>Pal Joey ### 1/2 (1957, RCA/Columbia, $ 19.95): Lovers of the play justifiably picked this apart, but one all-equalizing fact remains: This is the film that preserves Frank Sinatra's best screen voice - and performing Nelson Riddle arrangements of Rodgers and Hart at that. Originally a John O'Hara short-story collection, then the 1940 stage hit that launched Gene Kelly, Joey arrived on screen with sexual content laundered - ditto for the title heel's personality. Respectively billed first and third were Columbia's hall-of-fame sex queens; Rita Hayworth (then on her way out) plays an ex- stripper and San Francisco society matron, while Kim Novak (getting the big studio push) is an innocent chorus girl. The last third is soft, and I wish director George Sidney didn't sink the numbers with stupid reaction shots; Joey is fun, though, even when Frank isn't singing - and when he does, you get The Lady Is a Tramp, I Could Write a Book and more. Consumer query: Why wasn't Capitol's fake-stereo soundtrack-CD restored to monophonic?</w:t>
+        <w:t>NEW YORK - Saoirse Ronan had no desire to make another World War II drama. But that changed when the "Atonement" actress read "Blitz," which eschews the battlefield for a slice-of-life tale about a working-class mom named Rita (Ronan), who sends her 9-year-old son, George (Elliott Heffernan), away to the countryside to protect him from the German blitzkrieg bombings of London. The film is written and directed by "12 Years a Slave" Oscar winner Steve McQueen. "He took a story that we thought we knew and showed us a completely different side to it," Ronan says. "The fact that he chose to make a mother and child the heart of the movie is so powerful. It's big and explosive, but he also strips it back to these really beautiful, intimate moments." McQueen tells us what's fact and fiction in his latest awards hopeful:</w:t>
         <w:br/>
-        <w:t xml:space="preserve"> </w:t>
+        <w:t>Were 'Blitz' characters George and Rita real people?</w:t>
         <w:br/>
-        <w:t>Cover Girl ### 1/2 (1944, RCA/Columbia, $ 19.95): The prototypical Rita Hayworth musical - Jerome Kern/Ira Gershwin score, knockout decor and cinematography, and a dopey script. The last doesn't matter too much, since this film also ''made'' Gene Kelly on screen - thanks, in part, to a famed ''alter ego'' dance that he rates as the trickiest of his career. Periodic color glitches aside, this (like Pal Joey) is one</w:t>
+        <w:t>"Blitz" is a predominantly fictional story, although its characters and events are based on meticulous research. George, for instance, was inspired by a photograph McQueen came across of "a small Black child with this large suitcase, waiting to be evacuated at a railway station," he says. "As soon as I saw that image, I wanted to know what his story was and what would happen to him."</w:t>
         <w:br/>
-        <w:t>Still Lives ### 1/2 (1989, IVE, $ 89.95): A bleak but beautiful autobiographical work. Director Terence Davies counterpoints the wretched existence of a working-class Liverpool clan by having members break into some of the most puerile pop hits of the 1950s. The effect is wearying, but this is still one of '89's most subliminally powerful films, a deserved inclusion on many 10-best lists. Use of color is unusual, the final shot unforgettable.</w:t>
+        <w:t>McQueen was never able to identify the boy, but hopes his relatives might come forward as "Blitz" continues to be seen by more audiences.</w:t>
         <w:br/>
-        <w:t xml:space="preserve"> </w:t>
+        <w:t>Rita, meanwhile, was an amalgam of women "who were the backbone of the country," McQueen says. While the men were away fighting, "they were the ones who looked after their elderly parents, evacuated their children and worked in munitions factories. This is the story of these women who have basically never been (represented) in war movies before."</w:t>
         <w:br/>
-        <w:t xml:space="preserve"> Il Bidone ### 1/2 (1955, Connoisseur, $ 69.95): If you can survive Broderick Crawford dubbed into Italian, here's an unjustly overlooked Fellini movie about three con men who don priests' garb to bilk naive villagers; one extended party scene proves (again) that Fellini had mastered his craft by the mid-'50s. Richard Basehart and Giulietta Masina (Mrs. Fellini) co-star; they, of course, - were in the legendary opener of the La Strada/Bidone/Nights of Cabiria trilogy.</w:t>
+        <w:t>Did the London subway tunnels flood during World War II?</w:t>
         <w:br/>
-        <w:t xml:space="preserve"> </w:t>
+        <w:t>One of the film's most harrowing sequences is the flooding of a London metro station, as George and dozens of others struggle to unlock the exit as waters quickly rise. The scene was inspired by the Balham station disaster in October 1940, which killed at least 64 people.  "There was a bomb that exploded above (ground) and hit a bus, which went into a crevasse and broke a water pipe. That went straight into the underground," McQueen says. Like George in the movie, "there was a 9-year-old boy who actually saved people by pushing through the iron gates."</w:t>
         <w:br/>
-        <w:t>Macario ### (1960, Connoisseur, $ 59.95): An irresistible fable, very well told, about a woodcutter who cuts a deal with ''Death'' to benefit his large family. Three points of interest: 1) This Oscar nominee was, at the time of its release, the most honored Mexican film since Luis Bunuel's 1950 all-timer Los Olvidados; 2) the original story is by B. Traven, the elusive, mysterious author of The Treasure of the Sierra Madre; 3) the film offers U.S. audiences a rare second opportunity to see Pina Pellicer, the suicide (at 24) who starred opposite Marlon Brando in One-Eyed Jacks.</w:t>
+        <w:t>McQueen studied first-person testimonies and the drawings of artist Henry Moore, to capture the panic.</w:t>
         <w:br/>
-        <w:t xml:space="preserve"> </w:t>
+        <w:t>"To have explosions and children crying and so much choreographed chaos, it was quite triggering," Ronan recalls. "But I didn't want to shy away from that. I wanted to let that take over, because the fear of war is not knowing when it's going to end or if you're going to live another day. What that does to your psyche is like nothing else."</w:t>
         <w:br/>
-        <w:t xml:space="preserve"> The Package # 1/2 (1989, Orion, $ 89.98): The forgettable title refers to a mercenary Army vet entrusted to Sarge Gene Hackman, who's soon caught up in international intrigue. Even if The Manchurian Candidate weren't back in circulation, there'd be no reason to catch this scavenger of it and other better movies; it is, though, so don't bother.</w:t>
+        <w:t>Did people rob corpses during the German blitzkrieg bombings?</w:t>
         <w:br/>
-        <w:t xml:space="preserve"> TOP MOVIE RENTALS</w:t>
+        <w:t>There's another disturbing moment in the film when the famed nightclub Café de Paris is bombed by Germans, killing at least 34 people including Ken "Snakehips" Johnson (Devon McKenzie-Smith), a gay Black bandleader. The song "Oh Johnny, Oh Johnny, Oh!," performed by Anita Sinclair (Celeste), was "the actual song being played when the bomb dropped," McQueen says.</w:t>
         <w:br/>
-        <w:t>Source: Billboard Publications</w:t>
+        <w:t>In the movie, a group of thieves wander through the rubble, stealing watches and wallets from dead bodies. "It was very important to see the makeup and disparity of London in the midst of the blitz, but also the aftermath where people are (cutting off) fingers to get jewelry," McQueen adds. "Everything we show is based on historical fact."</w:t>
+        <w:br/>
+        <w:t>What is the song Ronan sings</w:t>
+        <w:br/>
+        <w:t>in 'Blitz'?</w:t>
+        <w:br/>
+        <w:t>When she's not working in a factory, Rita is an aspiring singer who performs a handful of jazz and big-band favorites throughout the film, including Fats Waller's "Ain't Misbehavin.'"</w:t>
+        <w:br/>
+        <w:t>She also croons the emotional "Winter Coat," which sounds like a 1940s standard but was written for "Blitz."</w:t>
+        <w:br/>
+        <w:t>"I got my father's winter coat when he died and I always thought it could be a good idea for a song," McQueen recalls.</w:t>
+        <w:br/>
+        <w:t>Rita dedicates the wistful tune to George in a BBC radio performance after he evacuates London: "The idea of putting this coat on, and the presence of someone around your body - it's almost like a hug."</w:t>
         <w:br/>
         <w:br/>
         <w:t>Graphic</w:t>
@@ -81,11 +93,11 @@
         <w:br/>
         <w:t xml:space="preserve"> </w:t>
         <w:br/>
-        <w:t>b/w, Source: Billboard Publications (chart); PHOTO; b/w, AP (Frank Sinatra)</w:t>
+        <w:t>Rita (Saoirse Ronan) aids wartime efforts by working in an arms factory.</w:t>
         <w:br/>
-        <w:t xml:space="preserve"> </w:t>
+        <w:t>photos provided by PARISA TAGHIZADEH/APPLE TV+</w:t>
         <w:br/>
-        <w:t>CUTLINE: FRANK SINATRA: He's in fine voice in 'Pal Joey.'</w:t>
+        <w:t>George (Elliott Heffernan) ventures to London and seeks shelter in a underground station.</w:t>
       </w:r>
     </w:p>
     <w:sectPr>
